--- a/data/cv_files/Eryk_Blaskowicz_CV_No_RODO.docx
+++ b/data/cv_files/Eryk_Blaskowicz_CV_No_RODO.docx
@@ -90,24 +90,24 @@
                               <w:tab/>
                               <w:t xml:space="preserve"> </w:t>
                             </w:r>
-                            <w:hyperlink r:id="rId8" w:history="1">
-                              <w:r>
-                                <w:rPr>
-                                  <w:rStyle w:val="Hipercze"/>
-                                  <w:rFonts w:cs="Open Sans Light"/>
-                                  <w:color w:val="FFFFFF" w:themeColor="background1"/>
-                                  <w:sz w:val="28"/>
-                                  <w:szCs w:val="28"/>
-                                </w:rPr>
-                                <w:t>blaskowiczeryk@gmail.pl</w:t>
-                              </w:r>
-                            </w:hyperlink>
-                            <w:r>
-                              <w:rPr>
-                                <w:rFonts w:cs="Open Sans Light"/>
+                            <w:r>
+                              <w:rPr>
+                                <w:b/>
+                                <w:bCs/>
                                 <w:color w:val="FFFFFF" w:themeColor="background1"/>
                                 <w:sz w:val="28"/>
-                                <w:szCs w:val="28"/>
+                                <w:szCs w:val="24"/>
+                              </w:rPr>
+                              <w:t>blaskowiczeryk@gmail.com</w:t>
+                            </w:r>
+                            <w:r>
+                              <w:rPr>
+                                <w:rFonts w:cs="Open Sans Light"/>
+                                <w:b/>
+                                <w:bCs/>
+                                <w:color w:val="FFFFFF" w:themeColor="background1"/>
+                                <w:sz w:val="32"/>
+                                <w:szCs w:val="32"/>
                               </w:rPr>
                               <w:t xml:space="preserve"> </w:t>
                             </w:r>
@@ -188,24 +188,24 @@
                         <w:tab/>
                         <w:t xml:space="preserve"> </w:t>
                       </w:r>
-                      <w:hyperlink r:id="rId9" w:history="1">
-                        <w:r>
-                          <w:rPr>
-                            <w:rStyle w:val="Hipercze"/>
-                            <w:rFonts w:cs="Open Sans Light"/>
-                            <w:color w:val="FFFFFF" w:themeColor="background1"/>
-                            <w:sz w:val="28"/>
-                            <w:szCs w:val="28"/>
-                          </w:rPr>
-                          <w:t>blaskowiczeryk@gmail.pl</w:t>
-                        </w:r>
-                      </w:hyperlink>
-                      <w:r>
-                        <w:rPr>
-                          <w:rFonts w:cs="Open Sans Light"/>
+                      <w:r>
+                        <w:rPr>
+                          <w:b/>
+                          <w:bCs/>
                           <w:color w:val="FFFFFF" w:themeColor="background1"/>
                           <w:sz w:val="28"/>
-                          <w:szCs w:val="28"/>
+                          <w:szCs w:val="24"/>
+                        </w:rPr>
+                        <w:t>blaskowiczeryk@gmail.com</w:t>
+                      </w:r>
+                      <w:r>
+                        <w:rPr>
+                          <w:rFonts w:cs="Open Sans Light"/>
+                          <w:b/>
+                          <w:bCs/>
+                          <w:color w:val="FFFFFF" w:themeColor="background1"/>
+                          <w:sz w:val="32"/>
+                          <w:szCs w:val="32"/>
                         </w:rPr>
                         <w:t xml:space="preserve"> </w:t>
                       </w:r>
@@ -2543,7 +2543,6 @@
   <w:style w:type="character" w:default="1" w:styleId="Domylnaczcionkaakapitu">
     <w:name w:val="Default Paragraph Font"/>
     <w:uiPriority w:val="1"/>
-    <w:semiHidden/>
     <w:unhideWhenUsed/>
   </w:style>
   <w:style w:type="table" w:default="1" w:styleId="Standardowy">
